--- a/task3/Task3_TanyaMisra.docx
+++ b/task3/Task3_TanyaMisra.docx
@@ -8,44 +8,38 @@
         <w:rPr>
           <w:b/>
           <w:bCs/>
+          <w:sz w:val="48"/>
+          <w:szCs w:val="48"/>
+        </w:rPr>
+      </w:pPr>
+      <w:r>
+        <w:rPr>
+          <w:b/>
+          <w:bCs/>
+          <w:sz w:val="48"/>
+          <w:szCs w:val="48"/>
+        </w:rPr>
+        <w:t>Technical Report: Data Understanding and Measurement Basics</w:t>
+      </w:r>
+    </w:p>
+    <w:p>
+      <w:pPr>
+        <w:jc w:val="center"/>
+        <w:rPr>
+          <w:b/>
+          <w:bCs/>
           <w:i/>
           <w:iCs/>
-          <w:sz w:val="48"/>
-          <w:szCs w:val="48"/>
-        </w:rPr>
-      </w:pPr>
-      <w:r>
-        <w:rPr>
-          <w:b/>
-          <w:bCs/>
-          <w:i/>
-          <w:iCs/>
-          <w:sz w:val="48"/>
-          <w:szCs w:val="48"/>
-        </w:rPr>
-        <w:t>Technical Report: Data Understanding and Measurement Basics</w:t>
-      </w:r>
-    </w:p>
-    <w:p>
-      <w:pPr>
-        <w:jc w:val="center"/>
-        <w:rPr>
-          <w:b/>
-          <w:bCs/>
-          <w:i/>
-          <w:iCs/>
-          <w:sz w:val="48"/>
-          <w:szCs w:val="48"/>
-        </w:rPr>
-      </w:pPr>
-      <w:r>
-        <w:rPr>
-          <w:b/>
-          <w:bCs/>
-          <w:i/>
-          <w:iCs/>
-          <w:sz w:val="48"/>
-          <w:szCs w:val="48"/>
+          <w:sz w:val="32"/>
+          <w:szCs w:val="32"/>
+        </w:rPr>
+      </w:pPr>
+      <w:r>
+        <w:rPr>
+          <w:b/>
+          <w:bCs/>
+          <w:sz w:val="32"/>
+          <w:szCs w:val="32"/>
         </w:rPr>
         <w:t>Task 3</w:t>
       </w:r>
@@ -73,134 +67,48 @@
     </w:p>
     <w:p>
       <w:pPr>
-        <w:rPr>
-          <w:b/>
-          <w:bCs/>
-          <w:i/>
-          <w:iCs/>
-        </w:rPr>
-      </w:pPr>
-      <w:r>
-        <w:rPr>
-          <w:b/>
-          <w:bCs/>
-          <w:i/>
-          <w:iCs/>
-        </w:rPr>
+        <w:jc w:val="center"/>
+      </w:pPr>
+      <w:r>
         <w:t>Technical Report: Data Understanding and Measurement Basics</w:t>
       </w:r>
       <w:r>
-        <w:rPr>
-          <w:b/>
-          <w:bCs/>
-          <w:i/>
-          <w:iCs/>
-        </w:rPr>
         <w:br/>
         <w:t>Task 3 – Software/ML Domain</w:t>
       </w:r>
       <w:r>
-        <w:rPr>
-          <w:b/>
-          <w:bCs/>
-          <w:i/>
-          <w:iCs/>
-        </w:rPr>
         <w:br/>
         <w:t>Participant Name: </w:t>
       </w:r>
       <w:r>
-        <w:rPr>
-          <w:b/>
-          <w:bCs/>
-          <w:i/>
-          <w:iCs/>
-        </w:rPr>
         <w:t>Tanya Misra</w:t>
       </w:r>
       <w:r>
-        <w:rPr>
-          <w:b/>
-          <w:bCs/>
-          <w:i/>
-          <w:iCs/>
-        </w:rPr>
         <w:br/>
         <w:t>Roll Number: </w:t>
       </w:r>
       <w:r>
-        <w:rPr>
-          <w:b/>
-          <w:bCs/>
-          <w:i/>
-          <w:iCs/>
-        </w:rPr>
         <w:t>251090052106</w:t>
       </w:r>
       <w:r>
-        <w:rPr>
-          <w:b/>
-          <w:bCs/>
-          <w:i/>
-          <w:iCs/>
-        </w:rPr>
         <w:br/>
         <w:t>Domain: Software/ML</w:t>
       </w:r>
       <w:r>
-        <w:rPr>
-          <w:b/>
-          <w:bCs/>
-          <w:i/>
-          <w:iCs/>
-        </w:rPr>
         <w:br/>
         <w:t>Repository Link</w:t>
       </w:r>
       <w:r>
-        <w:rPr>
-          <w:b/>
-          <w:bCs/>
-          <w:i/>
-          <w:iCs/>
-        </w:rPr>
-        <w:t xml:space="preserve">: </w:t>
-      </w:r>
-      <w:r>
-        <w:rPr>
-          <w:b/>
-          <w:bCs/>
-          <w:i/>
-          <w:iCs/>
-        </w:rPr>
-        <w:t>https://github.com/TanTheta017/Synergy_TP</w:t>
-      </w:r>
-      <w:r>
-        <w:rPr>
-          <w:b/>
-          <w:bCs/>
-          <w:i/>
-          <w:iCs/>
-        </w:rPr>
+        <w:t>: https://github.com/TanTheta017/Synergy_TP</w:t>
+      </w:r>
+      <w:r>
         <w:br/>
         <w:t>Submission Date: </w:t>
       </w:r>
       <w:r>
-        <w:rPr>
-          <w:b/>
-          <w:bCs/>
-          <w:i/>
-          <w:iCs/>
-        </w:rPr>
         <w:t>02/</w:t>
       </w:r>
       <w:r>
-        <w:rPr>
-          <w:b/>
-          <w:bCs/>
-          <w:i/>
-          <w:iCs/>
-        </w:rPr>
         <w:t>07/2026</w:t>
       </w:r>
     </w:p>
@@ -230,20 +138,16 @@
         <w:rPr>
           <w:b/>
           <w:bCs/>
-          <w:i/>
-          <w:iCs/>
-          <w:sz w:val="28"/>
-          <w:szCs w:val="28"/>
-        </w:rPr>
-      </w:pPr>
-      <w:r>
-        <w:rPr>
-          <w:b/>
-          <w:bCs/>
-          <w:i/>
-          <w:iCs/>
-          <w:sz w:val="28"/>
-          <w:szCs w:val="28"/>
+          <w:sz w:val="32"/>
+          <w:szCs w:val="32"/>
+        </w:rPr>
+      </w:pPr>
+      <w:r>
+        <w:rPr>
+          <w:b/>
+          <w:bCs/>
+          <w:sz w:val="32"/>
+          <w:szCs w:val="32"/>
         </w:rPr>
         <w:t>Table of Contents</w:t>
       </w:r>
@@ -254,20 +158,8 @@
           <w:ilvl w:val="0"/>
           <w:numId w:val="7"/>
         </w:numPr>
-        <w:rPr>
-          <w:b/>
-          <w:bCs/>
-          <w:i/>
-          <w:iCs/>
-        </w:rPr>
-      </w:pPr>
-      <w:r>
-        <w:rPr>
-          <w:b/>
-          <w:bCs/>
-          <w:i/>
-          <w:iCs/>
-        </w:rPr>
+      </w:pPr>
+      <w:r>
         <w:t>Introduction</w:t>
       </w:r>
     </w:p>
@@ -277,20 +169,8 @@
           <w:ilvl w:val="0"/>
           <w:numId w:val="7"/>
         </w:numPr>
-        <w:rPr>
-          <w:b/>
-          <w:bCs/>
-          <w:i/>
-          <w:iCs/>
-        </w:rPr>
-      </w:pPr>
-      <w:r>
-        <w:rPr>
-          <w:b/>
-          <w:bCs/>
-          <w:i/>
-          <w:iCs/>
-        </w:rPr>
+      </w:pPr>
+      <w:r>
         <w:t>Difference Between an Observation and a Variable</w:t>
       </w:r>
     </w:p>
@@ -300,20 +180,8 @@
           <w:ilvl w:val="0"/>
           <w:numId w:val="7"/>
         </w:numPr>
-        <w:rPr>
-          <w:b/>
-          <w:bCs/>
-          <w:i/>
-          <w:iCs/>
-        </w:rPr>
-      </w:pPr>
-      <w:r>
-        <w:rPr>
-          <w:b/>
-          <w:bCs/>
-          <w:i/>
-          <w:iCs/>
-        </w:rPr>
+      </w:pPr>
+      <w:r>
         <w:t>Difference Between Categorical and Numerical Data</w:t>
       </w:r>
     </w:p>
@@ -323,20 +191,8 @@
           <w:ilvl w:val="0"/>
           <w:numId w:val="7"/>
         </w:numPr>
-        <w:rPr>
-          <w:b/>
-          <w:bCs/>
-          <w:i/>
-          <w:iCs/>
-        </w:rPr>
-      </w:pPr>
-      <w:r>
-        <w:rPr>
-          <w:b/>
-          <w:bCs/>
-          <w:i/>
-          <w:iCs/>
-        </w:rPr>
+      </w:pPr>
+      <w:r>
         <w:t>Domain Examples of Categorical Data</w:t>
       </w:r>
     </w:p>
@@ -346,20 +202,8 @@
           <w:ilvl w:val="0"/>
           <w:numId w:val="7"/>
         </w:numPr>
-        <w:rPr>
-          <w:b/>
-          <w:bCs/>
-          <w:i/>
-          <w:iCs/>
-        </w:rPr>
-      </w:pPr>
-      <w:r>
-        <w:rPr>
-          <w:b/>
-          <w:bCs/>
-          <w:i/>
-          <w:iCs/>
-        </w:rPr>
+      </w:pPr>
+      <w:r>
         <w:t>Domain Examples of Numerical Data</w:t>
       </w:r>
     </w:p>
@@ -369,20 +213,8 @@
           <w:ilvl w:val="0"/>
           <w:numId w:val="7"/>
         </w:numPr>
-        <w:rPr>
-          <w:b/>
-          <w:bCs/>
-          <w:i/>
-          <w:iCs/>
-        </w:rPr>
-      </w:pPr>
-      <w:r>
-        <w:rPr>
-          <w:b/>
-          <w:bCs/>
-          <w:i/>
-          <w:iCs/>
-        </w:rPr>
+      </w:pPr>
+      <w:r>
         <w:t>Difference Between Raw Data and Processed Data</w:t>
       </w:r>
     </w:p>
@@ -392,20 +224,8 @@
           <w:ilvl w:val="0"/>
           <w:numId w:val="7"/>
         </w:numPr>
-        <w:rPr>
-          <w:b/>
-          <w:bCs/>
-          <w:i/>
-          <w:iCs/>
-        </w:rPr>
-      </w:pPr>
-      <w:r>
-        <w:rPr>
-          <w:b/>
-          <w:bCs/>
-          <w:i/>
-          <w:iCs/>
-        </w:rPr>
+      </w:pPr>
+      <w:r>
         <w:t>What Is a Measurement Unit and Why Does It Matter?</w:t>
       </w:r>
     </w:p>
@@ -415,20 +235,8 @@
           <w:ilvl w:val="0"/>
           <w:numId w:val="7"/>
         </w:numPr>
-        <w:rPr>
-          <w:b/>
-          <w:bCs/>
-          <w:i/>
-          <w:iCs/>
-        </w:rPr>
-      </w:pPr>
-      <w:r>
-        <w:rPr>
-          <w:b/>
-          <w:bCs/>
-          <w:i/>
-          <w:iCs/>
-        </w:rPr>
+      </w:pPr>
+      <w:r>
         <w:t>Why Is It Dangerous to Compare Values from Different Units Directly?</w:t>
       </w:r>
     </w:p>
@@ -438,20 +246,8 @@
           <w:ilvl w:val="0"/>
           <w:numId w:val="7"/>
         </w:numPr>
-        <w:rPr>
-          <w:b/>
-          <w:bCs/>
-          <w:i/>
-          <w:iCs/>
-        </w:rPr>
-      </w:pPr>
-      <w:r>
-        <w:rPr>
-          <w:b/>
-          <w:bCs/>
-          <w:i/>
-          <w:iCs/>
-        </w:rPr>
+      </w:pPr>
+      <w:r>
         <w:t>Mean, Median, Minimum, Maximum, and Range</w:t>
       </w:r>
     </w:p>
@@ -461,20 +257,8 @@
           <w:ilvl w:val="0"/>
           <w:numId w:val="7"/>
         </w:numPr>
-        <w:rPr>
-          <w:b/>
-          <w:bCs/>
-          <w:i/>
-          <w:iCs/>
-        </w:rPr>
-      </w:pPr>
-      <w:r>
-        <w:rPr>
-          <w:b/>
-          <w:bCs/>
-          <w:i/>
-          <w:iCs/>
-        </w:rPr>
+      </w:pPr>
+      <w:r>
         <w:t>When Can the Mean Be Misleading?</w:t>
       </w:r>
     </w:p>
@@ -484,20 +268,8 @@
           <w:ilvl w:val="0"/>
           <w:numId w:val="7"/>
         </w:numPr>
-        <w:rPr>
-          <w:b/>
-          <w:bCs/>
-          <w:i/>
-          <w:iCs/>
-        </w:rPr>
-      </w:pPr>
-      <w:r>
-        <w:rPr>
-          <w:b/>
-          <w:bCs/>
-          <w:i/>
-          <w:iCs/>
-        </w:rPr>
+      </w:pPr>
+      <w:r>
         <w:t>What Should Be Inspected Before Doing Any Analysis on a Dataset?</w:t>
       </w:r>
     </w:p>
@@ -507,20 +279,8 @@
           <w:ilvl w:val="0"/>
           <w:numId w:val="7"/>
         </w:numPr>
-        <w:rPr>
-          <w:b/>
-          <w:bCs/>
-          <w:i/>
-          <w:iCs/>
-        </w:rPr>
-      </w:pPr>
-      <w:r>
-        <w:rPr>
-          <w:b/>
-          <w:bCs/>
-          <w:i/>
-          <w:iCs/>
-        </w:rPr>
+      </w:pPr>
+      <w:r>
         <w:t>Questions to Ask Before Analyzing Domain Data from Another Team</w:t>
       </w:r>
     </w:p>
@@ -530,20 +290,8 @@
           <w:ilvl w:val="0"/>
           <w:numId w:val="7"/>
         </w:numPr>
-        <w:rPr>
-          <w:b/>
-          <w:bCs/>
-          <w:i/>
-          <w:iCs/>
-        </w:rPr>
-      </w:pPr>
-      <w:r>
-        <w:rPr>
-          <w:b/>
-          <w:bCs/>
-          <w:i/>
-          <w:iCs/>
-        </w:rPr>
+      </w:pPr>
+      <w:r>
         <w:t>Domain Thinking: Why Unit and Context Matter</w:t>
       </w:r>
     </w:p>
@@ -553,20 +301,8 @@
           <w:ilvl w:val="0"/>
           <w:numId w:val="7"/>
         </w:numPr>
-        <w:rPr>
-          <w:b/>
-          <w:bCs/>
-          <w:i/>
-          <w:iCs/>
-        </w:rPr>
-      </w:pPr>
-      <w:r>
-        <w:rPr>
-          <w:b/>
-          <w:bCs/>
-          <w:i/>
-          <w:iCs/>
-        </w:rPr>
+      </w:pPr>
+      <w:r>
         <w:lastRenderedPageBreak/>
         <w:t>Required Domain Examples Table</w:t>
       </w:r>
@@ -577,20 +313,8 @@
           <w:ilvl w:val="0"/>
           <w:numId w:val="7"/>
         </w:numPr>
-        <w:rPr>
-          <w:b/>
-          <w:bCs/>
-          <w:i/>
-          <w:iCs/>
-        </w:rPr>
-      </w:pPr>
-      <w:r>
-        <w:rPr>
-          <w:b/>
-          <w:bCs/>
-          <w:i/>
-          <w:iCs/>
-        </w:rPr>
+      </w:pPr>
+      <w:r>
         <w:t>References</w:t>
       </w:r>
     </w:p>
@@ -599,29 +323,23 @@
         <w:rPr>
           <w:b/>
           <w:bCs/>
-          <w:i/>
-          <w:iCs/>
-        </w:rPr>
-      </w:pPr>
-    </w:p>
-    <w:p>
-      <w:pPr>
-        <w:rPr>
-          <w:b/>
-          <w:bCs/>
-          <w:i/>
-          <w:iCs/>
-        </w:rPr>
-      </w:pPr>
-      <w:r>
-        <w:rPr>
-          <w:b/>
-          <w:bCs/>
-          <w:i/>
-          <w:iCs/>
+        </w:rPr>
+      </w:pPr>
+    </w:p>
+    <w:p>
+      <w:pPr>
+        <w:rPr>
+          <w:b/>
+          <w:bCs/>
+        </w:rPr>
+      </w:pPr>
+      <w:r>
+        <w:rPr>
+          <w:b/>
+          <w:bCs/>
         </w:rPr>
         <w:pict w14:anchorId="66D83279">
-          <v:rect id="_x0000_i1027" style="width:0;height:1.5pt" o:hralign="center" o:hrstd="t" o:hr="t" fillcolor="#a0a0a0" stroked="f"/>
+          <v:rect id="_x0000_i1113" style="width:0;height:1.5pt" o:hralign="center" o:hrstd="t" o:hr="t" fillcolor="#a0a0a0" stroked="f"/>
         </w:pict>
       </w:r>
     </w:p>
@@ -630,58 +348,28 @@
         <w:rPr>
           <w:b/>
           <w:bCs/>
-          <w:i/>
-          <w:iCs/>
-          <w:sz w:val="28"/>
-          <w:szCs w:val="28"/>
-        </w:rPr>
-      </w:pPr>
-      <w:r>
-        <w:rPr>
-          <w:b/>
-          <w:bCs/>
-          <w:i/>
-          <w:iCs/>
-          <w:sz w:val="28"/>
-          <w:szCs w:val="28"/>
+          <w:sz w:val="32"/>
+          <w:szCs w:val="32"/>
+        </w:rPr>
+      </w:pPr>
+      <w:r>
+        <w:rPr>
+          <w:b/>
+          <w:bCs/>
+          <w:sz w:val="32"/>
+          <w:szCs w:val="32"/>
         </w:rPr>
         <w:t>1. Introduction</w:t>
       </w:r>
     </w:p>
     <w:p>
-      <w:pPr>
-        <w:rPr>
-          <w:b/>
-          <w:bCs/>
-          <w:i/>
-          <w:iCs/>
-        </w:rPr>
-      </w:pPr>
-      <w:r>
-        <w:rPr>
-          <w:b/>
-          <w:bCs/>
-          <w:i/>
-          <w:iCs/>
-        </w:rPr>
+      <w:r>
         <w:t xml:space="preserve">Data analysis begins not with code or visualization, but with understanding what a dataset </w:t>
       </w:r>
       <w:r>
-        <w:rPr>
-          <w:b/>
-          <w:bCs/>
-          <w:i/>
-          <w:iCs/>
-        </w:rPr>
         <w:t>represents</w:t>
       </w:r>
       <w:r>
-        <w:rPr>
-          <w:b/>
-          <w:bCs/>
-          <w:i/>
-          <w:iCs/>
-        </w:rPr>
         <w:t>. Every value in a table carries meaning only when connected to its variable name, measurement unit, experiment condition, and domain context. This report explains the fundamental concepts required before any formal analysis: observations versus variables, categorical versus numerical data, raw versus processed data, measurement units, and basic summary statistics. Special emphasis is placed on domain-specific examples from Biochemistry, Electronics, and Mechanical engineering to illustrate why context matters. The objective is to build a theoretical foundation that ensures data is interpreted correctly before applying statistical or machine learning methods.</w:t>
       </w:r>
     </w:p>
@@ -690,19 +378,15 @@
         <w:rPr>
           <w:b/>
           <w:bCs/>
-          <w:i/>
-          <w:iCs/>
-        </w:rPr>
-      </w:pPr>
-      <w:r>
-        <w:rPr>
-          <w:b/>
-          <w:bCs/>
-          <w:i/>
-          <w:iCs/>
+        </w:rPr>
+      </w:pPr>
+      <w:r>
+        <w:rPr>
+          <w:b/>
+          <w:bCs/>
         </w:rPr>
         <w:pict w14:anchorId="0F1544F8">
-          <v:rect id="_x0000_i1028" style="width:0;height:1.5pt" o:hralign="center" o:hrstd="t" o:hr="t" fillcolor="#a0a0a0" stroked="f"/>
+          <v:rect id="_x0000_i1114" style="width:0;height:1.5pt" o:hralign="center" o:hrstd="t" o:hr="t" fillcolor="#a0a0a0" stroked="f"/>
         </w:pict>
       </w:r>
     </w:p>
@@ -711,61 +395,49 @@
         <w:rPr>
           <w:b/>
           <w:bCs/>
-          <w:i/>
-          <w:iCs/>
-          <w:sz w:val="28"/>
-          <w:szCs w:val="28"/>
-        </w:rPr>
-      </w:pPr>
-      <w:r>
-        <w:rPr>
-          <w:b/>
-          <w:bCs/>
-          <w:i/>
-          <w:iCs/>
-          <w:sz w:val="28"/>
-          <w:szCs w:val="28"/>
+          <w:sz w:val="32"/>
+          <w:szCs w:val="32"/>
+        </w:rPr>
+      </w:pPr>
+      <w:r>
+        <w:rPr>
+          <w:b/>
+          <w:bCs/>
+          <w:sz w:val="32"/>
+          <w:szCs w:val="32"/>
         </w:rPr>
         <w:t>2. Difference Between an Observation and a Variable</w:t>
       </w:r>
     </w:p>
     <w:p>
-      <w:pPr>
-        <w:rPr>
-          <w:b/>
-          <w:bCs/>
-          <w:i/>
-          <w:iCs/>
-        </w:rPr>
-      </w:pPr>
-      <w:r>
-        <w:rPr>
-          <w:b/>
-          <w:bCs/>
-          <w:i/>
-          <w:iCs/>
-        </w:rPr>
-        <w:t>An observation is a single record or instance in a dataset. It represents one entity, event, or measurement taken at a specific point in time. A variable is a characteristic or attribute that is measured or recorded for each observation. In tabular terms, observations are rows, and variables are columns. For example, in a dataset of patient blood tests, one patient's test result is an observation, while "glucose level" is a variable.</w:t>
-      </w:r>
-    </w:p>
-    <w:p>
-      <w:pPr>
-        <w:rPr>
-          <w:b/>
-          <w:bCs/>
-          <w:i/>
-          <w:iCs/>
-        </w:rPr>
-      </w:pPr>
-      <w:r>
-        <w:rPr>
-          <w:b/>
-          <w:bCs/>
-          <w:i/>
-          <w:iCs/>
+      <w:r>
+        <w:t>An observation is a single record or instance in a dataset. It represents one entity, event, or measurement taken at a specific point in time.</w:t>
+      </w:r>
+    </w:p>
+    <w:p>
+      <w:r>
+        <w:t xml:space="preserve"> A variable is a characteristic or attribute that is measured or recorded for each observation. In tabular terms, observations are rows, and variables are columns. </w:t>
+      </w:r>
+    </w:p>
+    <w:p>
+      <w:r>
+        <w:t>For example, in a dataset of patient blood tests, one patient's test result is an observation, while "glucose level" is a variable.</w:t>
+      </w:r>
+    </w:p>
+    <w:p>
+      <w:pPr>
+        <w:rPr>
+          <w:b/>
+          <w:bCs/>
+        </w:rPr>
+      </w:pPr>
+      <w:r>
+        <w:rPr>
+          <w:b/>
+          <w:bCs/>
         </w:rPr>
         <w:pict w14:anchorId="3E039EFB">
-          <v:rect id="_x0000_i1029" style="width:0;height:1.5pt" o:hralign="center" o:hrstd="t" o:hr="t" fillcolor="#a0a0a0" stroked="f"/>
+          <v:rect id="_x0000_i1115" style="width:0;height:1.5pt" o:hralign="center" o:hrstd="t" o:hr="t" fillcolor="#a0a0a0" stroked="f"/>
         </w:pict>
       </w:r>
     </w:p>
@@ -774,61 +446,50 @@
         <w:rPr>
           <w:b/>
           <w:bCs/>
-          <w:i/>
-          <w:iCs/>
-          <w:sz w:val="28"/>
-          <w:szCs w:val="28"/>
-        </w:rPr>
-      </w:pPr>
-      <w:r>
-        <w:rPr>
-          <w:b/>
-          <w:bCs/>
-          <w:i/>
-          <w:iCs/>
-          <w:sz w:val="28"/>
-          <w:szCs w:val="28"/>
+          <w:sz w:val="32"/>
+          <w:szCs w:val="32"/>
+        </w:rPr>
+      </w:pPr>
+      <w:r>
+        <w:rPr>
+          <w:b/>
+          <w:bCs/>
+          <w:sz w:val="32"/>
+          <w:szCs w:val="32"/>
         </w:rPr>
         <w:t>3. Difference Between Categorical and Numerical Data</w:t>
       </w:r>
     </w:p>
     <w:p>
-      <w:pPr>
-        <w:rPr>
-          <w:b/>
-          <w:bCs/>
-          <w:i/>
-          <w:iCs/>
-        </w:rPr>
-      </w:pPr>
-      <w:r>
-        <w:rPr>
-          <w:b/>
-          <w:bCs/>
-          <w:i/>
-          <w:iCs/>
-        </w:rPr>
-        <w:t>Categorical data represents qualities or categories that cannot be measured numerically, such as material type or experiment condition. Numerical data represents measurable quantities, such as temperature or voltage. Categorical data can be nominal (no order) or ordinal (ordered categories). Numerical data can be discrete (countable) or continuous (any value within a range).</w:t>
-      </w:r>
-    </w:p>
-    <w:p>
-      <w:pPr>
-        <w:rPr>
-          <w:b/>
-          <w:bCs/>
-          <w:i/>
-          <w:iCs/>
-        </w:rPr>
-      </w:pPr>
-      <w:r>
-        <w:rPr>
-          <w:b/>
-          <w:bCs/>
-          <w:i/>
-          <w:iCs/>
+      <w:r>
+        <w:t xml:space="preserve">Categorical data represents qualities or categories that cannot be measured numerically, such as material type or experiment condition. </w:t>
+      </w:r>
+      <w:r>
+        <w:t>Categorical data can be nominal (no order) or ordinal (ordered categories)</w:t>
+      </w:r>
+      <w:r>
+        <w:t>.</w:t>
+      </w:r>
+    </w:p>
+    <w:p>
+      <w:r>
+        <w:t>Numerical data represents measurable quantities, such as temperature or voltage. Numerical data can be discrete (countable) or continuous (any value within a range).</w:t>
+      </w:r>
+    </w:p>
+    <w:p>
+      <w:pPr>
+        <w:rPr>
+          <w:b/>
+          <w:bCs/>
+        </w:rPr>
+      </w:pPr>
+      <w:r>
+        <w:rPr>
+          <w:b/>
+          <w:bCs/>
         </w:rPr>
         <w:pict w14:anchorId="2BF6E890">
-          <v:rect id="_x0000_i1030" style="width:0;height:1.5pt" o:hralign="center" o:hrstd="t" o:hr="t" fillcolor="#a0a0a0" stroked="f"/>
+          <v:rect id="_x0000_i1116" style="width:0;height:1.5pt" o:hralign="center" o:hrstd="t" o:hr="t" fillcolor="#a0a0a0" stroked="f"/>
         </w:pict>
       </w:r>
     </w:p>
@@ -837,30 +498,24 @@
         <w:rPr>
           <w:b/>
           <w:bCs/>
-          <w:i/>
-          <w:iCs/>
-        </w:rPr>
-      </w:pPr>
-    </w:p>
-    <w:p>
-      <w:pPr>
-        <w:rPr>
-          <w:b/>
-          <w:bCs/>
-          <w:i/>
-          <w:iCs/>
-          <w:sz w:val="28"/>
-          <w:szCs w:val="28"/>
-        </w:rPr>
-      </w:pPr>
-      <w:r>
-        <w:rPr>
-          <w:b/>
-          <w:bCs/>
-          <w:i/>
-          <w:iCs/>
-          <w:sz w:val="28"/>
-          <w:szCs w:val="28"/>
+        </w:rPr>
+      </w:pPr>
+    </w:p>
+    <w:p>
+      <w:pPr>
+        <w:rPr>
+          <w:b/>
+          <w:bCs/>
+          <w:sz w:val="32"/>
+          <w:szCs w:val="32"/>
+        </w:rPr>
+      </w:pPr>
+      <w:r>
+        <w:rPr>
+          <w:b/>
+          <w:bCs/>
+          <w:sz w:val="32"/>
+          <w:szCs w:val="32"/>
         </w:rPr>
         <w:t>4. Domain Examples of Categorical Data</w:t>
       </w:r>
@@ -871,22 +526,12 @@
           <w:ilvl w:val="0"/>
           <w:numId w:val="8"/>
         </w:numPr>
-        <w:rPr>
-          <w:b/>
-          <w:bCs/>
-          <w:i/>
-          <w:iCs/>
-        </w:rPr>
-      </w:pPr>
-      <w:r>
-        <w:rPr>
-          <w:b/>
-          <w:bCs/>
-          <w:i/>
-          <w:iCs/>
-        </w:rPr>
-        <w:lastRenderedPageBreak/>
-        <w:t>Biochemistry: Experiment condition (control or heated)</w:t>
+      </w:pPr>
+      <w:r>
+        <w:t>Biochemistry: </w:t>
+      </w:r>
+      <w:r>
+        <w:t>Blood Group (A, B, AB, O)</w:t>
       </w:r>
     </w:p>
     <w:p>
@@ -895,21 +540,12 @@
           <w:ilvl w:val="0"/>
           <w:numId w:val="8"/>
         </w:numPr>
-        <w:rPr>
-          <w:b/>
-          <w:bCs/>
-          <w:i/>
-          <w:iCs/>
-        </w:rPr>
-      </w:pPr>
-      <w:r>
-        <w:rPr>
-          <w:b/>
-          <w:bCs/>
-          <w:i/>
-          <w:iCs/>
-        </w:rPr>
-        <w:t>Electronics: Load type (low load or high load)</w:t>
+      </w:pPr>
+      <w:r>
+        <w:t>Electronics: </w:t>
+      </w:r>
+      <w:r>
+        <w:t>Analog/Digital Circuit</w:t>
       </w:r>
     </w:p>
     <w:p>
@@ -921,48 +557,29 @@
         <w:rPr>
           <w:b/>
           <w:bCs/>
-          <w:i/>
-          <w:iCs/>
-        </w:rPr>
-      </w:pPr>
-      <w:r>
-        <w:rPr>
-          <w:b/>
-          <w:bCs/>
-          <w:i/>
-          <w:iCs/>
-        </w:rPr>
-        <w:t>Mechanical: Material type (A or B)</w:t>
-      </w:r>
-    </w:p>
-    <w:p>
-      <w:pPr>
-        <w:rPr>
-          <w:b/>
-          <w:bCs/>
-          <w:i/>
-          <w:iCs/>
-        </w:rPr>
-      </w:pPr>
-    </w:p>
-    <w:p>
-      <w:pPr>
-        <w:rPr>
-          <w:b/>
-          <w:bCs/>
-          <w:i/>
-          <w:iCs/>
-        </w:rPr>
-      </w:pPr>
-      <w:r>
-        <w:rPr>
-          <w:b/>
-          <w:bCs/>
-          <w:i/>
-          <w:iCs/>
+        </w:rPr>
+      </w:pPr>
+      <w:r>
+        <w:t>Mechanical: </w:t>
+      </w:r>
+      <w:r>
+        <w:t>Gear Type (Spur, Helical, Bevel)</w:t>
+      </w:r>
+    </w:p>
+    <w:p>
+      <w:pPr>
+        <w:rPr>
+          <w:b/>
+          <w:bCs/>
+        </w:rPr>
+      </w:pPr>
+      <w:r>
+        <w:rPr>
+          <w:b/>
+          <w:bCs/>
         </w:rPr>
         <w:pict w14:anchorId="3A44ACF0">
-          <v:rect id="_x0000_i1031" style="width:0;height:1.5pt" o:hralign="center" o:hrstd="t" o:hr="t" fillcolor="#a0a0a0" stroked="f"/>
+          <v:rect id="_x0000_i1117" style="width:0;height:1.5pt" o:hralign="center" o:hrstd="t" o:hr="t" fillcolor="#a0a0a0" stroked="f"/>
         </w:pict>
       </w:r>
     </w:p>
@@ -971,20 +588,16 @@
         <w:rPr>
           <w:b/>
           <w:bCs/>
-          <w:i/>
-          <w:iCs/>
-          <w:sz w:val="28"/>
-          <w:szCs w:val="28"/>
-        </w:rPr>
-      </w:pPr>
-      <w:r>
-        <w:rPr>
-          <w:b/>
-          <w:bCs/>
-          <w:i/>
-          <w:iCs/>
-          <w:sz w:val="28"/>
-          <w:szCs w:val="28"/>
+          <w:sz w:val="32"/>
+          <w:szCs w:val="32"/>
+        </w:rPr>
+      </w:pPr>
+      <w:r>
+        <w:rPr>
+          <w:b/>
+          <w:bCs/>
+          <w:sz w:val="32"/>
+          <w:szCs w:val="32"/>
         </w:rPr>
         <w:t>5. Domain Examples of Numerical Data</w:t>
       </w:r>
@@ -995,20 +608,8 @@
           <w:ilvl w:val="0"/>
           <w:numId w:val="9"/>
         </w:numPr>
-        <w:rPr>
-          <w:b/>
-          <w:bCs/>
-          <w:i/>
-          <w:iCs/>
-        </w:rPr>
-      </w:pPr>
-      <w:r>
-        <w:rPr>
-          <w:b/>
-          <w:bCs/>
-          <w:i/>
-          <w:iCs/>
-        </w:rPr>
+      </w:pPr>
+      <w:r>
         <w:t>Biochemistry: pH value</w:t>
       </w:r>
     </w:p>
@@ -1018,20 +619,8 @@
           <w:ilvl w:val="0"/>
           <w:numId w:val="9"/>
         </w:numPr>
-        <w:rPr>
-          <w:b/>
-          <w:bCs/>
-          <w:i/>
-          <w:iCs/>
-        </w:rPr>
-      </w:pPr>
-      <w:r>
-        <w:rPr>
-          <w:b/>
-          <w:bCs/>
-          <w:i/>
-          <w:iCs/>
-        </w:rPr>
+      </w:pPr>
+      <w:r>
         <w:t>Electronics: Voltage (volts)</w:t>
       </w:r>
     </w:p>
@@ -1041,20 +630,8 @@
           <w:ilvl w:val="0"/>
           <w:numId w:val="9"/>
         </w:numPr>
-        <w:rPr>
-          <w:b/>
-          <w:bCs/>
-          <w:i/>
-          <w:iCs/>
-        </w:rPr>
-      </w:pPr>
-      <w:r>
-        <w:rPr>
-          <w:b/>
-          <w:bCs/>
-          <w:i/>
-          <w:iCs/>
-        </w:rPr>
+      </w:pPr>
+      <w:r>
         <w:t>Mechanical: Force (newtons)</w:t>
       </w:r>
     </w:p>
@@ -1063,29 +640,23 @@
         <w:rPr>
           <w:b/>
           <w:bCs/>
-          <w:i/>
-          <w:iCs/>
-        </w:rPr>
-      </w:pPr>
-    </w:p>
-    <w:p>
-      <w:pPr>
-        <w:rPr>
-          <w:b/>
-          <w:bCs/>
-          <w:i/>
-          <w:iCs/>
-        </w:rPr>
-      </w:pPr>
-      <w:r>
-        <w:rPr>
-          <w:b/>
-          <w:bCs/>
-          <w:i/>
-          <w:iCs/>
+        </w:rPr>
+      </w:pPr>
+    </w:p>
+    <w:p>
+      <w:pPr>
+        <w:rPr>
+          <w:b/>
+          <w:bCs/>
+        </w:rPr>
+      </w:pPr>
+      <w:r>
+        <w:rPr>
+          <w:b/>
+          <w:bCs/>
         </w:rPr>
         <w:pict w14:anchorId="77AB37BE">
-          <v:rect id="_x0000_i1032" style="width:0;height:1.5pt" o:hralign="center" o:hrstd="t" o:hr="t" fillcolor="#a0a0a0" stroked="f"/>
+          <v:rect id="_x0000_i1118" style="width:0;height:1.5pt" o:hralign="center" o:hrstd="t" o:hr="t" fillcolor="#a0a0a0" stroked="f"/>
         </w:pict>
       </w:r>
     </w:p>
@@ -1094,58 +665,38 @@
         <w:rPr>
           <w:b/>
           <w:bCs/>
-          <w:i/>
-          <w:iCs/>
-          <w:sz w:val="28"/>
-          <w:szCs w:val="28"/>
-        </w:rPr>
-      </w:pPr>
-      <w:r>
-        <w:rPr>
-          <w:b/>
-          <w:bCs/>
-          <w:i/>
-          <w:iCs/>
-          <w:sz w:val="28"/>
-          <w:szCs w:val="28"/>
+          <w:sz w:val="32"/>
+          <w:szCs w:val="32"/>
+        </w:rPr>
+      </w:pPr>
+      <w:r>
+        <w:rPr>
+          <w:b/>
+          <w:bCs/>
+          <w:sz w:val="32"/>
+          <w:szCs w:val="32"/>
         </w:rPr>
         <w:t>6. Difference Between Raw Data and Processed Data</w:t>
       </w:r>
     </w:p>
     <w:p>
-      <w:pPr>
-        <w:rPr>
-          <w:b/>
-          <w:bCs/>
-          <w:i/>
-          <w:iCs/>
-        </w:rPr>
-      </w:pPr>
-      <w:r>
-        <w:rPr>
-          <w:b/>
-          <w:bCs/>
-          <w:i/>
-          <w:iCs/>
-        </w:rPr>
-        <w:t xml:space="preserve">Raw data is unprocessed, original data collected directly from instruments or experiments. It may contain errors, missing values, or noise. Processed data has been cleaned, transformed, normalized, or aggregated to make it suitable for analysis. For example, raw voltage readings from a sensor are raw data; the </w:t>
-      </w:r>
-      <w:r>
-        <w:rPr>
-          <w:b/>
-          <w:bCs/>
-          <w:i/>
-          <w:iCs/>
-        </w:rPr>
+      <w:r>
+        <w:t xml:space="preserve">Raw data is unprocessed, original data collected directly from instruments or experiments. It may contain errors, missing values, or noise. </w:t>
+      </w:r>
+    </w:p>
+    <w:p>
+      <w:r>
+        <w:t xml:space="preserve">Processed data has been cleaned, transformed, normalized, or aggregated to make it suitable for analysis. </w:t>
+      </w:r>
+    </w:p>
+    <w:p>
+      <w:r>
+        <w:t xml:space="preserve">For example, raw voltage readings from a sensor are raw data; the </w:t>
+      </w:r>
+      <w:r>
         <w:t>average</w:t>
       </w:r>
       <w:r>
-        <w:rPr>
-          <w:b/>
-          <w:bCs/>
-          <w:i/>
-          <w:iCs/>
-        </w:rPr>
         <w:t xml:space="preserve"> voltage over one minute is processed data.</w:t>
       </w:r>
     </w:p>
@@ -1154,19 +705,15 @@
         <w:rPr>
           <w:b/>
           <w:bCs/>
-          <w:i/>
-          <w:iCs/>
-        </w:rPr>
-      </w:pPr>
-      <w:r>
-        <w:rPr>
-          <w:b/>
-          <w:bCs/>
-          <w:i/>
-          <w:iCs/>
+        </w:rPr>
+      </w:pPr>
+      <w:r>
+        <w:rPr>
+          <w:b/>
+          <w:bCs/>
         </w:rPr>
         <w:pict w14:anchorId="7E867BF1">
-          <v:rect id="_x0000_i1033" style="width:0;height:1.5pt" o:hralign="center" o:hrstd="t" o:hr="t" fillcolor="#a0a0a0" stroked="f"/>
+          <v:rect id="_x0000_i1119" style="width:0;height:1.5pt" o:hralign="center" o:hrstd="t" o:hr="t" fillcolor="#a0a0a0" stroked="f"/>
         </w:pict>
       </w:r>
     </w:p>
@@ -1175,58 +722,28 @@
         <w:rPr>
           <w:b/>
           <w:bCs/>
-          <w:i/>
-          <w:iCs/>
-          <w:sz w:val="28"/>
-          <w:szCs w:val="28"/>
-        </w:rPr>
-      </w:pPr>
-      <w:r>
-        <w:rPr>
-          <w:b/>
-          <w:bCs/>
-          <w:i/>
-          <w:iCs/>
-          <w:sz w:val="28"/>
-          <w:szCs w:val="28"/>
+          <w:sz w:val="32"/>
+          <w:szCs w:val="32"/>
+        </w:rPr>
+      </w:pPr>
+      <w:r>
+        <w:rPr>
+          <w:b/>
+          <w:bCs/>
+          <w:sz w:val="32"/>
+          <w:szCs w:val="32"/>
         </w:rPr>
         <w:t>7. What Is a Measurement Unit and Why Does It Matter?</w:t>
       </w:r>
     </w:p>
     <w:p>
-      <w:pPr>
-        <w:rPr>
-          <w:b/>
-          <w:bCs/>
-          <w:i/>
-          <w:iCs/>
-        </w:rPr>
-      </w:pPr>
-      <w:r>
-        <w:rPr>
-          <w:b/>
-          <w:bCs/>
-          <w:i/>
-          <w:iCs/>
-        </w:rPr>
+      <w:r>
         <w:t xml:space="preserve">A measurement unit is a standard quantity used to express a physical measurement, such as meters, volts, or grams. Units matter because they give meaning to numerical values. </w:t>
       </w:r>
       <w:r>
-        <w:rPr>
-          <w:b/>
-          <w:bCs/>
-          <w:i/>
-          <w:iCs/>
-        </w:rPr>
         <w:t>The value</w:t>
       </w:r>
       <w:r>
-        <w:rPr>
-          <w:b/>
-          <w:bCs/>
-          <w:i/>
-          <w:iCs/>
-        </w:rPr>
         <w:t xml:space="preserve"> of "5" has no meaning without its unit (5 volts, 5 meters, 5 grams). Units also allow reproducibility and comparison across experiments.</w:t>
       </w:r>
     </w:p>
@@ -1235,19 +752,15 @@
         <w:rPr>
           <w:b/>
           <w:bCs/>
-          <w:i/>
-          <w:iCs/>
-        </w:rPr>
-      </w:pPr>
-      <w:r>
-        <w:rPr>
-          <w:b/>
-          <w:bCs/>
-          <w:i/>
-          <w:iCs/>
+        </w:rPr>
+      </w:pPr>
+      <w:r>
+        <w:rPr>
+          <w:b/>
+          <w:bCs/>
         </w:rPr>
         <w:pict w14:anchorId="084DB993">
-          <v:rect id="_x0000_i1034" style="width:0;height:1.5pt" o:hralign="center" o:hrstd="t" o:hr="t" fillcolor="#a0a0a0" stroked="f"/>
+          <v:rect id="_x0000_i1120" style="width:0;height:1.5pt" o:hralign="center" o:hrstd="t" o:hr="t" fillcolor="#a0a0a0" stroked="f"/>
         </w:pict>
       </w:r>
     </w:p>
@@ -1256,40 +769,23 @@
         <w:rPr>
           <w:b/>
           <w:bCs/>
-          <w:i/>
-          <w:iCs/>
-          <w:sz w:val="28"/>
-          <w:szCs w:val="28"/>
-        </w:rPr>
-      </w:pPr>
-      <w:r>
-        <w:rPr>
-          <w:b/>
-          <w:bCs/>
-          <w:i/>
-          <w:iCs/>
-          <w:sz w:val="28"/>
-          <w:szCs w:val="28"/>
-        </w:rPr>
+          <w:sz w:val="32"/>
+          <w:szCs w:val="32"/>
+        </w:rPr>
+      </w:pPr>
+      <w:r>
+        <w:rPr>
+          <w:b/>
+          <w:bCs/>
+          <w:sz w:val="32"/>
+          <w:szCs w:val="32"/>
+        </w:rPr>
+        <w:lastRenderedPageBreak/>
         <w:t>8. Why Is It Dangerous to Compare Values from Different Units Directly?</w:t>
       </w:r>
     </w:p>
     <w:p>
-      <w:pPr>
-        <w:rPr>
-          <w:b/>
-          <w:bCs/>
-          <w:i/>
-          <w:iCs/>
-        </w:rPr>
-      </w:pPr>
-      <w:r>
-        <w:rPr>
-          <w:b/>
-          <w:bCs/>
-          <w:i/>
-          <w:iCs/>
-        </w:rPr>
+      <w:r>
         <w:t>Comparing values from different units directly is dangerous because the numerical magnitude does not reflect the actual physical quantity. For example, comparing 5 volts to 5 amperes is meaningless because they measure different properties. Even when measuring the same property, different scales (e.g., meters versus millimeters) can lead to incorrect conclusions if conversion is not applied.</w:t>
       </w:r>
     </w:p>
@@ -1298,20 +794,15 @@
         <w:rPr>
           <w:b/>
           <w:bCs/>
-          <w:i/>
-          <w:iCs/>
-        </w:rPr>
-      </w:pPr>
-      <w:r>
-        <w:rPr>
-          <w:b/>
-          <w:bCs/>
-          <w:i/>
-          <w:iCs/>
-        </w:rPr>
-        <w:lastRenderedPageBreak/>
+        </w:rPr>
+      </w:pPr>
+      <w:r>
+        <w:rPr>
+          <w:b/>
+          <w:bCs/>
+        </w:rPr>
         <w:pict w14:anchorId="28D4FAF8">
-          <v:rect id="_x0000_i1035" style="width:0;height:1.5pt" o:hralign="center" o:hrstd="t" o:hr="t" fillcolor="#a0a0a0" stroked="f"/>
+          <v:rect id="_x0000_i1121" style="width:0;height:1.5pt" o:hralign="center" o:hrstd="t" o:hr="t" fillcolor="#a0a0a0" stroked="f"/>
         </w:pict>
       </w:r>
     </w:p>
@@ -1320,20 +811,16 @@
         <w:rPr>
           <w:b/>
           <w:bCs/>
-          <w:i/>
-          <w:iCs/>
-          <w:sz w:val="28"/>
-          <w:szCs w:val="28"/>
-        </w:rPr>
-      </w:pPr>
-      <w:r>
-        <w:rPr>
-          <w:b/>
-          <w:bCs/>
-          <w:i/>
-          <w:iCs/>
-          <w:sz w:val="28"/>
-          <w:szCs w:val="28"/>
+          <w:sz w:val="32"/>
+          <w:szCs w:val="32"/>
+        </w:rPr>
+      </w:pPr>
+      <w:r>
+        <w:rPr>
+          <w:b/>
+          <w:bCs/>
+          <w:sz w:val="32"/>
+          <w:szCs w:val="32"/>
         </w:rPr>
         <w:t>9. Mean, Median, Minimum, Maximum, and Range</w:t>
       </w:r>
@@ -1344,20 +831,8 @@
           <w:ilvl w:val="0"/>
           <w:numId w:val="10"/>
         </w:numPr>
-        <w:rPr>
-          <w:b/>
-          <w:bCs/>
-          <w:i/>
-          <w:iCs/>
-        </w:rPr>
-      </w:pPr>
-      <w:r>
-        <w:rPr>
-          <w:b/>
-          <w:bCs/>
-          <w:i/>
-          <w:iCs/>
-        </w:rPr>
+      </w:pPr>
+      <w:r>
         <w:t>Mean: The arithmetic average of all values.</w:t>
       </w:r>
     </w:p>
@@ -1367,20 +842,8 @@
           <w:ilvl w:val="0"/>
           <w:numId w:val="10"/>
         </w:numPr>
-        <w:rPr>
-          <w:b/>
-          <w:bCs/>
-          <w:i/>
-          <w:iCs/>
-        </w:rPr>
-      </w:pPr>
-      <w:r>
-        <w:rPr>
-          <w:b/>
-          <w:bCs/>
-          <w:i/>
-          <w:iCs/>
-        </w:rPr>
+      </w:pPr>
+      <w:r>
         <w:t>Median: The middle value when data is sorted in order.</w:t>
       </w:r>
     </w:p>
@@ -1390,20 +853,8 @@
           <w:ilvl w:val="0"/>
           <w:numId w:val="10"/>
         </w:numPr>
-        <w:rPr>
-          <w:b/>
-          <w:bCs/>
-          <w:i/>
-          <w:iCs/>
-        </w:rPr>
-      </w:pPr>
-      <w:r>
-        <w:rPr>
-          <w:b/>
-          <w:bCs/>
-          <w:i/>
-          <w:iCs/>
-        </w:rPr>
+      </w:pPr>
+      <w:r>
         <w:t>Minimum: The smallest value in the dataset.</w:t>
       </w:r>
     </w:p>
@@ -1413,20 +864,8 @@
           <w:ilvl w:val="0"/>
           <w:numId w:val="10"/>
         </w:numPr>
-        <w:rPr>
-          <w:b/>
-          <w:bCs/>
-          <w:i/>
-          <w:iCs/>
-        </w:rPr>
-      </w:pPr>
-      <w:r>
-        <w:rPr>
-          <w:b/>
-          <w:bCs/>
-          <w:i/>
-          <w:iCs/>
-        </w:rPr>
+      </w:pPr>
+      <w:r>
         <w:t>Maximum: The largest value in the dataset.</w:t>
       </w:r>
     </w:p>
@@ -1436,20 +875,8 @@
           <w:ilvl w:val="0"/>
           <w:numId w:val="10"/>
         </w:numPr>
-        <w:rPr>
-          <w:b/>
-          <w:bCs/>
-          <w:i/>
-          <w:iCs/>
-        </w:rPr>
-      </w:pPr>
-      <w:r>
-        <w:rPr>
-          <w:b/>
-          <w:bCs/>
-          <w:i/>
-          <w:iCs/>
-        </w:rPr>
+      </w:pPr>
+      <w:r>
         <w:t>Range: The difference between the maximum and minimum values.</w:t>
       </w:r>
     </w:p>
@@ -1458,29 +885,23 @@
         <w:rPr>
           <w:b/>
           <w:bCs/>
-          <w:i/>
-          <w:iCs/>
-        </w:rPr>
-      </w:pPr>
-    </w:p>
-    <w:p>
-      <w:pPr>
-        <w:rPr>
-          <w:b/>
-          <w:bCs/>
-          <w:i/>
-          <w:iCs/>
-        </w:rPr>
-      </w:pPr>
-      <w:r>
-        <w:rPr>
-          <w:b/>
-          <w:bCs/>
-          <w:i/>
-          <w:iCs/>
+        </w:rPr>
+      </w:pPr>
+    </w:p>
+    <w:p>
+      <w:pPr>
+        <w:rPr>
+          <w:b/>
+          <w:bCs/>
+        </w:rPr>
+      </w:pPr>
+      <w:r>
+        <w:rPr>
+          <w:b/>
+          <w:bCs/>
         </w:rPr>
         <w:pict w14:anchorId="0DACC946">
-          <v:rect id="_x0000_i1036" style="width:0;height:1.5pt" o:hralign="center" o:hrstd="t" o:hr="t" fillcolor="#a0a0a0" stroked="f"/>
+          <v:rect id="_x0000_i1122" style="width:0;height:1.5pt" o:hralign="center" o:hrstd="t" o:hr="t" fillcolor="#a0a0a0" stroked="f"/>
         </w:pict>
       </w:r>
     </w:p>
@@ -1489,76 +910,41 @@
         <w:rPr>
           <w:b/>
           <w:bCs/>
-          <w:i/>
-          <w:iCs/>
-          <w:sz w:val="28"/>
-          <w:szCs w:val="28"/>
-        </w:rPr>
-      </w:pPr>
-      <w:r>
-        <w:rPr>
-          <w:b/>
-          <w:bCs/>
-          <w:i/>
-          <w:iCs/>
-          <w:sz w:val="28"/>
-          <w:szCs w:val="28"/>
+          <w:sz w:val="32"/>
+          <w:szCs w:val="32"/>
+        </w:rPr>
+      </w:pPr>
+      <w:r>
+        <w:rPr>
+          <w:b/>
+          <w:bCs/>
+          <w:sz w:val="32"/>
+          <w:szCs w:val="32"/>
         </w:rPr>
         <w:t>10. When Can the Mean Be Misleading?</w:t>
       </w:r>
     </w:p>
     <w:p>
-      <w:pPr>
-        <w:rPr>
-          <w:b/>
-          <w:bCs/>
-          <w:i/>
-          <w:iCs/>
-        </w:rPr>
-      </w:pPr>
-      <w:r>
-        <w:rPr>
-          <w:b/>
-          <w:bCs/>
-          <w:i/>
-          <w:iCs/>
-        </w:rPr>
+      <w:r>
         <w:t xml:space="preserve">The </w:t>
       </w:r>
-      <w:r>
-        <w:rPr>
-          <w:b/>
-          <w:bCs/>
-          <w:i/>
-          <w:iCs/>
-        </w:rPr>
-        <w:t>meaning</w:t>
-      </w:r>
-      <w:r>
-        <w:rPr>
-          <w:b/>
-          <w:bCs/>
-          <w:i/>
-          <w:iCs/>
-        </w:rPr>
+      <w:proofErr w:type="gramStart"/>
+      <w:r>
+        <w:t>mean</w:t>
+      </w:r>
+      <w:proofErr w:type="gramEnd"/>
+      <w:r>
         <w:t xml:space="preserve"> can be misleading when the data contains outliers (extreme values) or when the distribution is highly skewed. For example, if most measurements are around 10 but one outlier is 1000, the mean will be much higher than the typical value. In such cases, the </w:t>
       </w:r>
-      <w:r>
-        <w:rPr>
-          <w:b/>
-          <w:bCs/>
-          <w:i/>
-          <w:iCs/>
-        </w:rPr>
+      <w:proofErr w:type="gramStart"/>
+      <w:r>
         <w:t>media</w:t>
       </w:r>
       <w:r>
-        <w:rPr>
-          <w:b/>
-          <w:bCs/>
-          <w:i/>
-          <w:iCs/>
-        </w:rPr>
+        <w:t>n</w:t>
+      </w:r>
+      <w:proofErr w:type="gramEnd"/>
+      <w:r>
         <w:t xml:space="preserve"> is a better measure of central tendency.</w:t>
       </w:r>
     </w:p>
@@ -1567,19 +953,15 @@
         <w:rPr>
           <w:b/>
           <w:bCs/>
-          <w:i/>
-          <w:iCs/>
-        </w:rPr>
-      </w:pPr>
-      <w:r>
-        <w:rPr>
-          <w:b/>
-          <w:bCs/>
-          <w:i/>
-          <w:iCs/>
+        </w:rPr>
+      </w:pPr>
+      <w:r>
+        <w:rPr>
+          <w:b/>
+          <w:bCs/>
         </w:rPr>
         <w:pict w14:anchorId="38B2395A">
-          <v:rect id="_x0000_i1037" style="width:0;height:1.5pt" o:hralign="center" o:hrstd="t" o:hr="t" fillcolor="#a0a0a0" stroked="f"/>
+          <v:rect id="_x0000_i1123" style="width:0;height:1.5pt" o:hralign="center" o:hrstd="t" o:hr="t" fillcolor="#a0a0a0" stroked="f"/>
         </w:pict>
       </w:r>
     </w:p>
@@ -1588,49 +970,25 @@
         <w:rPr>
           <w:b/>
           <w:bCs/>
-          <w:i/>
-          <w:iCs/>
-          <w:sz w:val="28"/>
-          <w:szCs w:val="28"/>
-        </w:rPr>
-      </w:pPr>
-      <w:r>
-        <w:rPr>
-          <w:b/>
-          <w:bCs/>
-          <w:i/>
-          <w:iCs/>
-          <w:sz w:val="28"/>
-          <w:szCs w:val="28"/>
+          <w:sz w:val="32"/>
+          <w:szCs w:val="32"/>
+        </w:rPr>
+      </w:pPr>
+      <w:r>
+        <w:rPr>
+          <w:b/>
+          <w:bCs/>
+          <w:sz w:val="32"/>
+          <w:szCs w:val="32"/>
         </w:rPr>
         <w:t>11. What Should Be Inspected Before Doing Any Analysis on a Dataset?</w:t>
       </w:r>
     </w:p>
     <w:p>
-      <w:pPr>
-        <w:rPr>
-          <w:b/>
-          <w:bCs/>
-          <w:i/>
-          <w:iCs/>
-        </w:rPr>
-      </w:pPr>
-      <w:r>
-        <w:rPr>
-          <w:b/>
-          <w:bCs/>
-          <w:i/>
-          <w:iCs/>
-        </w:rPr>
+      <w:r>
         <w:t>Before analysis, one should inspect:</w:t>
       </w:r>
       <w:r>
-        <w:rPr>
-          <w:b/>
-          <w:bCs/>
-          <w:i/>
-          <w:iCs/>
-        </w:rPr>
         <w:br/>
       </w:r>
     </w:p>
@@ -1640,20 +998,8 @@
           <w:ilvl w:val="0"/>
           <w:numId w:val="11"/>
         </w:numPr>
-        <w:rPr>
-          <w:b/>
-          <w:bCs/>
-          <w:i/>
-          <w:iCs/>
-        </w:rPr>
-      </w:pPr>
-      <w:r>
-        <w:rPr>
-          <w:b/>
-          <w:bCs/>
-          <w:i/>
-          <w:iCs/>
-        </w:rPr>
+      </w:pPr>
+      <w:r>
         <w:t>The number of observations and variables.</w:t>
       </w:r>
     </w:p>
@@ -1663,20 +1009,8 @@
           <w:ilvl w:val="0"/>
           <w:numId w:val="11"/>
         </w:numPr>
-        <w:rPr>
-          <w:b/>
-          <w:bCs/>
-          <w:i/>
-          <w:iCs/>
-        </w:rPr>
-      </w:pPr>
-      <w:r>
-        <w:rPr>
-          <w:b/>
-          <w:bCs/>
-          <w:i/>
-          <w:iCs/>
-        </w:rPr>
+      </w:pPr>
+      <w:r>
         <w:t>Data types of each variable (categorical or numerical).</w:t>
       </w:r>
     </w:p>
@@ -1686,20 +1020,9 @@
           <w:ilvl w:val="0"/>
           <w:numId w:val="11"/>
         </w:numPr>
-        <w:rPr>
-          <w:b/>
-          <w:bCs/>
-          <w:i/>
-          <w:iCs/>
-        </w:rPr>
-      </w:pPr>
-      <w:r>
-        <w:rPr>
-          <w:b/>
-          <w:bCs/>
-          <w:i/>
-          <w:iCs/>
-        </w:rPr>
+      </w:pPr>
+      <w:r>
+        <w:lastRenderedPageBreak/>
         <w:t>Missing values and how they are represented.</w:t>
       </w:r>
     </w:p>
@@ -1709,20 +1032,8 @@
           <w:ilvl w:val="0"/>
           <w:numId w:val="11"/>
         </w:numPr>
-        <w:rPr>
-          <w:b/>
-          <w:bCs/>
-          <w:i/>
-          <w:iCs/>
-        </w:rPr>
-      </w:pPr>
-      <w:r>
-        <w:rPr>
-          <w:b/>
-          <w:bCs/>
-          <w:i/>
-          <w:iCs/>
-        </w:rPr>
+      </w:pPr>
+      <w:r>
         <w:t>Measurement units for all numerical variables.</w:t>
       </w:r>
     </w:p>
@@ -1732,20 +1043,8 @@
           <w:ilvl w:val="0"/>
           <w:numId w:val="11"/>
         </w:numPr>
-        <w:rPr>
-          <w:b/>
-          <w:bCs/>
-          <w:i/>
-          <w:iCs/>
-        </w:rPr>
-      </w:pPr>
-      <w:r>
-        <w:rPr>
-          <w:b/>
-          <w:bCs/>
-          <w:i/>
-          <w:iCs/>
-        </w:rPr>
+      </w:pPr>
+      <w:r>
         <w:t>Outliers or extreme values.</w:t>
       </w:r>
     </w:p>
@@ -1755,20 +1054,8 @@
           <w:ilvl w:val="0"/>
           <w:numId w:val="11"/>
         </w:numPr>
-        <w:rPr>
-          <w:b/>
-          <w:bCs/>
-          <w:i/>
-          <w:iCs/>
-        </w:rPr>
-      </w:pPr>
-      <w:r>
-        <w:rPr>
-          <w:b/>
-          <w:bCs/>
-          <w:i/>
-          <w:iCs/>
-        </w:rPr>
+      </w:pPr>
+      <w:r>
         <w:t>Basic summary statistics (mean, median, min, max, range).</w:t>
       </w:r>
     </w:p>
@@ -1778,20 +1065,8 @@
           <w:ilvl w:val="0"/>
           <w:numId w:val="11"/>
         </w:numPr>
-        <w:rPr>
-          <w:b/>
-          <w:bCs/>
-          <w:i/>
-          <w:iCs/>
-        </w:rPr>
-      </w:pPr>
-      <w:r>
-        <w:rPr>
-          <w:b/>
-          <w:bCs/>
-          <w:i/>
-          <w:iCs/>
-        </w:rPr>
+      </w:pPr>
+      <w:r>
         <w:t>Whether the data is raw or processed.</w:t>
       </w:r>
     </w:p>
@@ -1801,20 +1076,8 @@
           <w:ilvl w:val="0"/>
           <w:numId w:val="11"/>
         </w:numPr>
-        <w:rPr>
-          <w:b/>
-          <w:bCs/>
-          <w:i/>
-          <w:iCs/>
-        </w:rPr>
-      </w:pPr>
-      <w:r>
-        <w:rPr>
-          <w:b/>
-          <w:bCs/>
-          <w:i/>
-          <w:iCs/>
-        </w:rPr>
+      </w:pPr>
+      <w:r>
         <w:t>Any documentation or metadata describing how data was collected.</w:t>
       </w:r>
     </w:p>
@@ -1823,30 +1086,23 @@
         <w:rPr>
           <w:b/>
           <w:bCs/>
-          <w:i/>
-          <w:iCs/>
-        </w:rPr>
-      </w:pPr>
-    </w:p>
-    <w:p>
-      <w:pPr>
-        <w:rPr>
-          <w:b/>
-          <w:bCs/>
-          <w:i/>
-          <w:iCs/>
-        </w:rPr>
-      </w:pPr>
-      <w:r>
-        <w:rPr>
-          <w:b/>
-          <w:bCs/>
-          <w:i/>
-          <w:iCs/>
-        </w:rPr>
-        <w:lastRenderedPageBreak/>
+        </w:rPr>
+      </w:pPr>
+    </w:p>
+    <w:p>
+      <w:pPr>
+        <w:rPr>
+          <w:b/>
+          <w:bCs/>
+        </w:rPr>
+      </w:pPr>
+      <w:r>
+        <w:rPr>
+          <w:b/>
+          <w:bCs/>
+        </w:rPr>
         <w:pict w14:anchorId="284F1102">
-          <v:rect id="_x0000_i1038" style="width:0;height:1.5pt" o:hralign="center" o:hrstd="t" o:hr="t" fillcolor="#a0a0a0" stroked="f"/>
+          <v:rect id="_x0000_i1124" style="width:0;height:1.5pt" o:hralign="center" o:hrstd="t" o:hr="t" fillcolor="#a0a0a0" stroked="f"/>
         </w:pict>
       </w:r>
     </w:p>
@@ -1855,20 +1111,16 @@
         <w:rPr>
           <w:b/>
           <w:bCs/>
-          <w:i/>
-          <w:iCs/>
-          <w:sz w:val="28"/>
-          <w:szCs w:val="28"/>
-        </w:rPr>
-      </w:pPr>
-      <w:r>
-        <w:rPr>
-          <w:b/>
-          <w:bCs/>
-          <w:i/>
-          <w:iCs/>
-          <w:sz w:val="28"/>
-          <w:szCs w:val="28"/>
+          <w:sz w:val="32"/>
+          <w:szCs w:val="32"/>
+        </w:rPr>
+      </w:pPr>
+      <w:r>
+        <w:rPr>
+          <w:b/>
+          <w:bCs/>
+          <w:sz w:val="32"/>
+          <w:szCs w:val="32"/>
         </w:rPr>
         <w:t>12. Questions to Ask Before Analyzing Domain Data from Another Team</w:t>
       </w:r>
@@ -1879,20 +1131,8 @@
           <w:ilvl w:val="0"/>
           <w:numId w:val="12"/>
         </w:numPr>
-        <w:rPr>
-          <w:b/>
-          <w:bCs/>
-          <w:i/>
-          <w:iCs/>
-        </w:rPr>
-      </w:pPr>
-      <w:r>
-        <w:rPr>
-          <w:b/>
-          <w:bCs/>
-          <w:i/>
-          <w:iCs/>
-        </w:rPr>
+      </w:pPr>
+      <w:r>
         <w:t>What is the measurement unit for each numerical variable?</w:t>
       </w:r>
     </w:p>
@@ -1902,20 +1142,8 @@
           <w:ilvl w:val="0"/>
           <w:numId w:val="12"/>
         </w:numPr>
-        <w:rPr>
-          <w:b/>
-          <w:bCs/>
-          <w:i/>
-          <w:iCs/>
-        </w:rPr>
-      </w:pPr>
-      <w:r>
-        <w:rPr>
-          <w:b/>
-          <w:bCs/>
-          <w:i/>
-          <w:iCs/>
-        </w:rPr>
+      </w:pPr>
+      <w:r>
         <w:t>Was the data collected under controlled or real-world conditions?</w:t>
       </w:r>
     </w:p>
@@ -1925,20 +1153,8 @@
           <w:ilvl w:val="0"/>
           <w:numId w:val="12"/>
         </w:numPr>
-        <w:rPr>
-          <w:b/>
-          <w:bCs/>
-          <w:i/>
-          <w:iCs/>
-        </w:rPr>
-      </w:pPr>
-      <w:r>
-        <w:rPr>
-          <w:b/>
-          <w:bCs/>
-          <w:i/>
-          <w:iCs/>
-        </w:rPr>
+      </w:pPr>
+      <w:r>
         <w:t>Is this raw data or has it been preprocessed?</w:t>
       </w:r>
     </w:p>
@@ -1948,20 +1164,8 @@
           <w:ilvl w:val="0"/>
           <w:numId w:val="12"/>
         </w:numPr>
-        <w:rPr>
-          <w:b/>
-          <w:bCs/>
-          <w:i/>
-          <w:iCs/>
-        </w:rPr>
-      </w:pPr>
-      <w:r>
-        <w:rPr>
-          <w:b/>
-          <w:bCs/>
-          <w:i/>
-          <w:iCs/>
-        </w:rPr>
+      </w:pPr>
+      <w:r>
         <w:t>What is the meaning of each categorical label?</w:t>
       </w:r>
     </w:p>
@@ -1971,20 +1175,8 @@
           <w:ilvl w:val="0"/>
           <w:numId w:val="12"/>
         </w:numPr>
-        <w:rPr>
-          <w:b/>
-          <w:bCs/>
-          <w:i/>
-          <w:iCs/>
-        </w:rPr>
-      </w:pPr>
-      <w:r>
-        <w:rPr>
-          <w:b/>
-          <w:bCs/>
-          <w:i/>
-          <w:iCs/>
-        </w:rPr>
+      </w:pPr>
+      <w:r>
         <w:t>Are there any known errors or missing values?</w:t>
       </w:r>
     </w:p>
@@ -1994,20 +1186,8 @@
           <w:ilvl w:val="0"/>
           <w:numId w:val="12"/>
         </w:numPr>
-        <w:rPr>
-          <w:b/>
-          <w:bCs/>
-          <w:i/>
-          <w:iCs/>
-        </w:rPr>
-      </w:pPr>
-      <w:r>
-        <w:rPr>
-          <w:b/>
-          <w:bCs/>
-          <w:i/>
-          <w:iCs/>
-        </w:rPr>
+      </w:pPr>
+      <w:r>
         <w:t>What instrument or method was used to collect the data?</w:t>
       </w:r>
     </w:p>
@@ -2017,51 +1197,41 @@
           <w:ilvl w:val="0"/>
           <w:numId w:val="12"/>
         </w:numPr>
-        <w:rPr>
-          <w:b/>
-          <w:bCs/>
-          <w:i/>
-          <w:iCs/>
-        </w:rPr>
-      </w:pPr>
-      <w:r>
-        <w:rPr>
-          <w:b/>
-          <w:bCs/>
-          <w:i/>
-          <w:iCs/>
-        </w:rPr>
-        <w:t>What is the time period and sampling frequency?</w:t>
-      </w:r>
-    </w:p>
-    <w:p>
-      <w:pPr>
-        <w:rPr>
-          <w:b/>
-          <w:bCs/>
-          <w:i/>
-          <w:iCs/>
-        </w:rPr>
-      </w:pPr>
-    </w:p>
-    <w:p>
-      <w:pPr>
-        <w:rPr>
-          <w:b/>
-          <w:bCs/>
-          <w:i/>
-          <w:iCs/>
-        </w:rPr>
-      </w:pPr>
-      <w:r>
-        <w:rPr>
-          <w:b/>
-          <w:bCs/>
-          <w:i/>
-          <w:iCs/>
+      </w:pPr>
+      <w:r>
+        <w:t xml:space="preserve">What is the </w:t>
+      </w:r>
+      <w:proofErr w:type="gramStart"/>
+      <w:r>
+        <w:t>time period</w:t>
+      </w:r>
+      <w:proofErr w:type="gramEnd"/>
+      <w:r>
+        <w:t xml:space="preserve"> and sampling frequency?</w:t>
+      </w:r>
+    </w:p>
+    <w:p>
+      <w:pPr>
+        <w:rPr>
+          <w:b/>
+          <w:bCs/>
+        </w:rPr>
+      </w:pPr>
+    </w:p>
+    <w:p>
+      <w:pPr>
+        <w:rPr>
+          <w:b/>
+          <w:bCs/>
+        </w:rPr>
+      </w:pPr>
+      <w:r>
+        <w:rPr>
+          <w:b/>
+          <w:bCs/>
         </w:rPr>
         <w:pict w14:anchorId="7C4C2EFF">
-          <v:rect id="_x0000_i1039" style="width:0;height:1.5pt" o:hralign="center" o:hrstd="t" o:hr="t" fillcolor="#a0a0a0" stroked="f"/>
+          <v:rect id="_x0000_i1125" style="width:0;height:1.5pt" o:hralign="center" o:hrstd="t" o:hr="t" fillcolor="#a0a0a0" stroked="f"/>
         </w:pict>
       </w:r>
     </w:p>
@@ -2070,8 +1240,30 @@
         <w:rPr>
           <w:b/>
           <w:bCs/>
-          <w:i/>
-          <w:iCs/>
+          <w:sz w:val="32"/>
+          <w:szCs w:val="32"/>
+        </w:rPr>
+      </w:pPr>
+      <w:r>
+        <w:rPr>
+          <w:b/>
+          <w:bCs/>
+          <w:sz w:val="32"/>
+          <w:szCs w:val="32"/>
+        </w:rPr>
+        <w:t>13. Domain Thinking: Why Unit and Context Matter</w:t>
+      </w:r>
+    </w:p>
+    <w:p>
+      <w:r>
+        <w:t>A dataset is not just a table of numbers. Each value becomes meaningful only when connected to its variable name, measurement unit, experiment condition, and domain context. For example, pH 7 and 7 volts are not comparable because they measure different physical phenomena. Similarly, 120 N in mechanical engineering refers to force, not a score or percentage. Without domain context, data analysis can lead to incorrect conclusions.</w:t>
+      </w:r>
+    </w:p>
+    <w:p>
+      <w:pPr>
+        <w:rPr>
+          <w:b/>
+          <w:bCs/>
           <w:sz w:val="28"/>
           <w:szCs w:val="28"/>
         </w:rPr>
@@ -2080,112 +1272,40 @@
         <w:rPr>
           <w:b/>
           <w:bCs/>
-          <w:i/>
-          <w:iCs/>
           <w:sz w:val="28"/>
           <w:szCs w:val="28"/>
         </w:rPr>
-        <w:t>13. Domain Thinking: Why Unit and Context Matter</w:t>
-      </w:r>
-    </w:p>
-    <w:p>
-      <w:pPr>
-        <w:rPr>
-          <w:b/>
-          <w:bCs/>
-          <w:i/>
-          <w:iCs/>
-        </w:rPr>
-      </w:pPr>
-      <w:r>
-        <w:rPr>
-          <w:b/>
-          <w:bCs/>
-          <w:i/>
-          <w:iCs/>
-        </w:rPr>
-        <w:t>A dataset is not just a table of numbers. Each value becomes meaningful only when connected to its variable name, measurement unit, experiment condition, and domain context. For example, pH 7 and 7 volts are not comparable because they measure different physical phenomena. Similarly, 120 N in mechanical engineering refers to force, not a score or percentage. Without domain context, data analysis can lead to incorrect conclusions.</w:t>
-      </w:r>
-    </w:p>
-    <w:p>
-      <w:pPr>
-        <w:rPr>
-          <w:b/>
-          <w:bCs/>
-          <w:i/>
-          <w:iCs/>
-        </w:rPr>
-      </w:pPr>
-      <w:r>
-        <w:rPr>
-          <w:b/>
-          <w:bCs/>
-          <w:i/>
-          <w:iCs/>
-        </w:rPr>
         <w:pict w14:anchorId="11B3F276">
-          <v:rect id="_x0000_i1040" style="width:0;height:1.5pt" o:hralign="center" o:hrstd="t" o:hr="t" fillcolor="#a0a0a0" stroked="f"/>
+          <v:rect id="_x0000_i1172" style="width:0;height:1.5pt" o:hralign="center" o:bullet="t" o:hrstd="t" o:hr="t" fillcolor="#a0a0a0" stroked="f"/>
         </w:pict>
       </w:r>
-      <w:r>
-        <w:rPr>
-          <w:b/>
-          <w:bCs/>
-          <w:i/>
-          <w:iCs/>
+    </w:p>
+    <w:p>
+      <w:pPr>
+        <w:rPr>
+          <w:b/>
+          <w:bCs/>
           <w:sz w:val="28"/>
           <w:szCs w:val="28"/>
         </w:rPr>
+      </w:pPr>
+      <w:r>
+        <w:rPr>
+          <w:b/>
+          <w:bCs/>
+          <w:sz w:val="32"/>
+          <w:szCs w:val="32"/>
+        </w:rPr>
+        <w:lastRenderedPageBreak/>
         <w:t>14. Required Domain Examples Table</w:t>
       </w:r>
     </w:p>
     <w:p>
       <w:pPr>
-        <w:rPr>
-          <w:b/>
-          <w:bCs/>
-          <w:i/>
-          <w:iCs/>
-        </w:rPr>
-      </w:pPr>
-      <w:r>
-        <w:rPr>
-          <w:b/>
-          <w:bCs/>
-          <w:i/>
-          <w:iCs/>
-        </w:rPr>
-        <w:t>Table 1: Domain examples showing categorical data, numerical data, and why unit/context matters.</w:t>
-      </w:r>
-    </w:p>
-    <w:p>
-      <w:pPr>
-        <w:rPr>
-          <w:b/>
-          <w:bCs/>
-          <w:i/>
-          <w:iCs/>
-        </w:rPr>
-      </w:pPr>
-    </w:p>
-    <w:p>
-      <w:pPr>
-        <w:rPr>
-          <w:b/>
-          <w:bCs/>
-          <w:i/>
-          <w:iCs/>
-        </w:rPr>
-      </w:pPr>
-    </w:p>
-    <w:p>
-      <w:pPr>
         <w:jc w:val="center"/>
         <w:rPr>
           <w:b/>
           <w:bCs/>
-          <w:i/>
-          <w:iCs/>
           <w:sz w:val="20"/>
           <w:szCs w:val="20"/>
         </w:rPr>
@@ -2197,108 +1317,18 @@
         <w:rPr>
           <w:b/>
           <w:bCs/>
-          <w:i/>
-          <w:iCs/>
           <w:sz w:val="20"/>
           <w:szCs w:val="20"/>
         </w:rPr>
       </w:pPr>
-    </w:p>
-    <w:p>
-      <w:pPr>
-        <w:jc w:val="center"/>
-        <w:rPr>
-          <w:b/>
-          <w:bCs/>
-          <w:i/>
-          <w:iCs/>
+      <w:r>
+        <w:rPr>
+          <w:b/>
+          <w:bCs/>
           <w:sz w:val="20"/>
           <w:szCs w:val="20"/>
         </w:rPr>
-      </w:pPr>
-    </w:p>
-    <w:p>
-      <w:pPr>
-        <w:jc w:val="center"/>
-        <w:rPr>
-          <w:b/>
-          <w:bCs/>
-          <w:i/>
-          <w:iCs/>
-          <w:sz w:val="20"/>
-          <w:szCs w:val="20"/>
-        </w:rPr>
-      </w:pPr>
-    </w:p>
-    <w:p>
-      <w:pPr>
-        <w:jc w:val="center"/>
-        <w:rPr>
-          <w:b/>
-          <w:bCs/>
-          <w:i/>
-          <w:iCs/>
-          <w:sz w:val="20"/>
-          <w:szCs w:val="20"/>
-        </w:rPr>
-      </w:pPr>
-    </w:p>
-    <w:p>
-      <w:pPr>
-        <w:jc w:val="center"/>
-        <w:rPr>
-          <w:b/>
-          <w:bCs/>
-          <w:i/>
-          <w:iCs/>
-          <w:sz w:val="20"/>
-          <w:szCs w:val="20"/>
-        </w:rPr>
-      </w:pPr>
-      <w:r>
-        <w:rPr>
-          <w:b/>
-          <w:bCs/>
-          <w:i/>
-          <w:iCs/>
-          <w:sz w:val="20"/>
-          <w:szCs w:val="20"/>
-        </w:rPr>
-        <w:lastRenderedPageBreak/>
-        <w:t>Table</w:t>
-      </w:r>
-      <w:r>
-        <w:rPr>
-          <w:b/>
-          <w:bCs/>
-          <w:i/>
-          <w:iCs/>
-          <w:sz w:val="20"/>
-          <w:szCs w:val="20"/>
-        </w:rPr>
-        <w:t xml:space="preserve"> </w:t>
-      </w:r>
-      <w:r>
-        <w:rPr>
-          <w:b/>
-          <w:bCs/>
-          <w:i/>
-          <w:iCs/>
-          <w:sz w:val="20"/>
-          <w:szCs w:val="20"/>
-        </w:rPr>
-        <w:t>1</w:t>
-      </w:r>
-      <w:r>
-        <w:rPr>
-          <w:b/>
-          <w:bCs/>
-          <w:i/>
-          <w:iCs/>
-          <w:sz w:val="20"/>
-          <w:szCs w:val="20"/>
-        </w:rPr>
-        <w:t>: Domain Examples</w:t>
+        <w:t>Table 1: Domain examples showing categorical data, numerical data, and why unit/context matters.</w:t>
       </w:r>
     </w:p>
     <w:tbl>
@@ -2308,10 +1338,10 @@
         <w:tblLook w:val="04A0" w:firstRow="1" w:lastRow="0" w:firstColumn="1" w:lastColumn="0" w:noHBand="0" w:noVBand="1"/>
       </w:tblPr>
       <w:tblGrid>
-        <w:gridCol w:w="1505"/>
-        <w:gridCol w:w="2407"/>
-        <w:gridCol w:w="2027"/>
-        <w:gridCol w:w="3411"/>
+        <w:gridCol w:w="1520"/>
+        <w:gridCol w:w="2371"/>
+        <w:gridCol w:w="2013"/>
+        <w:gridCol w:w="3446"/>
       </w:tblGrid>
       <w:tr>
         <w:trPr>
@@ -2326,16 +1356,8 @@
           <w:p>
             <w:pPr>
               <w:spacing w:after="160" w:line="278" w:lineRule="auto"/>
-              <w:rPr>
-                <w:i/>
-                <w:iCs/>
-              </w:rPr>
             </w:pPr>
             <w:r>
-              <w:rPr>
-                <w:i/>
-                <w:iCs/>
-              </w:rPr>
               <w:t>Domain</w:t>
             </w:r>
           </w:p>
@@ -2349,16 +1371,8 @@
             <w:pPr>
               <w:spacing w:after="160" w:line="278" w:lineRule="auto"/>
               <w:cnfStyle w:val="100000000000" w:firstRow="1" w:lastRow="0" w:firstColumn="0" w:lastColumn="0" w:oddVBand="0" w:evenVBand="0" w:oddHBand="0" w:evenHBand="0" w:firstRowFirstColumn="0" w:firstRowLastColumn="0" w:lastRowFirstColumn="0" w:lastRowLastColumn="0"/>
-              <w:rPr>
-                <w:i/>
-                <w:iCs/>
-              </w:rPr>
             </w:pPr>
             <w:r>
-              <w:rPr>
-                <w:i/>
-                <w:iCs/>
-              </w:rPr>
               <w:t>Categorical Example</w:t>
             </w:r>
           </w:p>
@@ -2372,16 +1386,8 @@
             <w:pPr>
               <w:spacing w:after="160" w:line="278" w:lineRule="auto"/>
               <w:cnfStyle w:val="100000000000" w:firstRow="1" w:lastRow="0" w:firstColumn="0" w:lastColumn="0" w:oddVBand="0" w:evenVBand="0" w:oddHBand="0" w:evenHBand="0" w:firstRowFirstColumn="0" w:firstRowLastColumn="0" w:lastRowFirstColumn="0" w:lastRowLastColumn="0"/>
-              <w:rPr>
-                <w:i/>
-                <w:iCs/>
-              </w:rPr>
             </w:pPr>
             <w:r>
-              <w:rPr>
-                <w:i/>
-                <w:iCs/>
-              </w:rPr>
               <w:t>Numerical Example</w:t>
             </w:r>
           </w:p>
@@ -2395,16 +1401,8 @@
             <w:pPr>
               <w:spacing w:after="160" w:line="278" w:lineRule="auto"/>
               <w:cnfStyle w:val="100000000000" w:firstRow="1" w:lastRow="0" w:firstColumn="0" w:lastColumn="0" w:oddVBand="0" w:evenVBand="0" w:oddHBand="0" w:evenHBand="0" w:firstRowFirstColumn="0" w:firstRowLastColumn="0" w:lastRowFirstColumn="0" w:lastRowLastColumn="0"/>
-              <w:rPr>
-                <w:i/>
-                <w:iCs/>
-              </w:rPr>
             </w:pPr>
             <w:r>
-              <w:rPr>
-                <w:i/>
-                <w:iCs/>
-              </w:rPr>
               <w:t>Why Unit/Context Matters</w:t>
             </w:r>
           </w:p>
@@ -2423,16 +1421,8 @@
           <w:p>
             <w:pPr>
               <w:spacing w:after="160" w:line="278" w:lineRule="auto"/>
-              <w:rPr>
-                <w:i/>
-                <w:iCs/>
-              </w:rPr>
             </w:pPr>
             <w:r>
-              <w:rPr>
-                <w:i/>
-                <w:iCs/>
-              </w:rPr>
               <w:t>Biochemistry</w:t>
             </w:r>
           </w:p>
@@ -2446,20 +1436,8 @@
             <w:pPr>
               <w:spacing w:after="160" w:line="278" w:lineRule="auto"/>
               <w:cnfStyle w:val="000000100000" w:firstRow="0" w:lastRow="0" w:firstColumn="0" w:lastColumn="0" w:oddVBand="0" w:evenVBand="0" w:oddHBand="1" w:evenHBand="0" w:firstRowFirstColumn="0" w:firstRowLastColumn="0" w:lastRowFirstColumn="0" w:lastRowLastColumn="0"/>
-              <w:rPr>
-                <w:b/>
-                <w:bCs/>
-                <w:i/>
-                <w:iCs/>
-              </w:rPr>
             </w:pPr>
             <w:r>
-              <w:rPr>
-                <w:b/>
-                <w:bCs/>
-                <w:i/>
-                <w:iCs/>
-              </w:rPr>
               <w:t>Experimental condition (Control/Heated)</w:t>
             </w:r>
           </w:p>
@@ -2473,20 +1451,8 @@
             <w:pPr>
               <w:spacing w:after="160" w:line="278" w:lineRule="auto"/>
               <w:cnfStyle w:val="000000100000" w:firstRow="0" w:lastRow="0" w:firstColumn="0" w:lastColumn="0" w:oddVBand="0" w:evenVBand="0" w:oddHBand="1" w:evenHBand="0" w:firstRowFirstColumn="0" w:firstRowLastColumn="0" w:lastRowFirstColumn="0" w:lastRowLastColumn="0"/>
-              <w:rPr>
-                <w:b/>
-                <w:bCs/>
-                <w:i/>
-                <w:iCs/>
-              </w:rPr>
             </w:pPr>
             <w:r>
-              <w:rPr>
-                <w:b/>
-                <w:bCs/>
-                <w:i/>
-                <w:iCs/>
-              </w:rPr>
               <w:t>pH, concentration (mol/L), absorbance</w:t>
             </w:r>
           </w:p>
@@ -2500,20 +1466,8 @@
             <w:pPr>
               <w:spacing w:after="160" w:line="278" w:lineRule="auto"/>
               <w:cnfStyle w:val="000000100000" w:firstRow="0" w:lastRow="0" w:firstColumn="0" w:lastColumn="0" w:oddVBand="0" w:evenVBand="0" w:oddHBand="1" w:evenHBand="0" w:firstRowFirstColumn="0" w:firstRowLastColumn="0" w:lastRowFirstColumn="0" w:lastRowLastColumn="0"/>
-              <w:rPr>
-                <w:b/>
-                <w:bCs/>
-                <w:i/>
-                <w:iCs/>
-              </w:rPr>
             </w:pPr>
             <w:r>
-              <w:rPr>
-                <w:b/>
-                <w:bCs/>
-                <w:i/>
-                <w:iCs/>
-              </w:rPr>
               <w:t>A pH value of 7 and a voltage of 7 V represent completely different quantities and cannot be compared.</w:t>
             </w:r>
           </w:p>
@@ -2529,16 +1483,8 @@
           <w:p>
             <w:pPr>
               <w:spacing w:after="160" w:line="278" w:lineRule="auto"/>
-              <w:rPr>
-                <w:i/>
-                <w:iCs/>
-              </w:rPr>
             </w:pPr>
             <w:r>
-              <w:rPr>
-                <w:i/>
-                <w:iCs/>
-              </w:rPr>
               <w:t>Electronics</w:t>
             </w:r>
           </w:p>
@@ -2552,20 +1498,8 @@
             <w:pPr>
               <w:spacing w:after="160" w:line="278" w:lineRule="auto"/>
               <w:cnfStyle w:val="000000000000" w:firstRow="0" w:lastRow="0" w:firstColumn="0" w:lastColumn="0" w:oddVBand="0" w:evenVBand="0" w:oddHBand="0" w:evenHBand="0" w:firstRowFirstColumn="0" w:firstRowLastColumn="0" w:lastRowFirstColumn="0" w:lastRowLastColumn="0"/>
-              <w:rPr>
-                <w:b/>
-                <w:bCs/>
-                <w:i/>
-                <w:iCs/>
-              </w:rPr>
             </w:pPr>
             <w:r>
-              <w:rPr>
-                <w:b/>
-                <w:bCs/>
-                <w:i/>
-                <w:iCs/>
-              </w:rPr>
               <w:t>Load type (Low load/High load)</w:t>
             </w:r>
           </w:p>
@@ -2579,20 +1513,8 @@
             <w:pPr>
               <w:spacing w:after="160" w:line="278" w:lineRule="auto"/>
               <w:cnfStyle w:val="000000000000" w:firstRow="0" w:lastRow="0" w:firstColumn="0" w:lastColumn="0" w:oddVBand="0" w:evenVBand="0" w:oddHBand="0" w:evenHBand="0" w:firstRowFirstColumn="0" w:firstRowLastColumn="0" w:lastRowFirstColumn="0" w:lastRowLastColumn="0"/>
-              <w:rPr>
-                <w:b/>
-                <w:bCs/>
-                <w:i/>
-                <w:iCs/>
-              </w:rPr>
             </w:pPr>
             <w:r>
-              <w:rPr>
-                <w:b/>
-                <w:bCs/>
-                <w:i/>
-                <w:iCs/>
-              </w:rPr>
               <w:t>Voltage (V), current (mA), resistance (Ω)</w:t>
             </w:r>
           </w:p>
@@ -2606,20 +1528,8 @@
             <w:pPr>
               <w:spacing w:after="160" w:line="278" w:lineRule="auto"/>
               <w:cnfStyle w:val="000000000000" w:firstRow="0" w:lastRow="0" w:firstColumn="0" w:lastColumn="0" w:oddVBand="0" w:evenVBand="0" w:oddHBand="0" w:evenHBand="0" w:firstRowFirstColumn="0" w:firstRowLastColumn="0" w:lastRowFirstColumn="0" w:lastRowLastColumn="0"/>
-              <w:rPr>
-                <w:b/>
-                <w:bCs/>
-                <w:i/>
-                <w:iCs/>
-              </w:rPr>
             </w:pPr>
             <w:r>
-              <w:rPr>
-                <w:b/>
-                <w:bCs/>
-                <w:i/>
-                <w:iCs/>
-              </w:rPr>
               <w:t>A value of 5 V measures electrical potential, whereas 5 mA measures electric current. They describe different physical properties.</w:t>
             </w:r>
           </w:p>
@@ -2638,16 +1548,8 @@
           <w:p>
             <w:pPr>
               <w:spacing w:after="160" w:line="278" w:lineRule="auto"/>
-              <w:rPr>
-                <w:i/>
-                <w:iCs/>
-              </w:rPr>
             </w:pPr>
             <w:r>
-              <w:rPr>
-                <w:i/>
-                <w:iCs/>
-              </w:rPr>
               <w:t>Mechanical</w:t>
             </w:r>
           </w:p>
@@ -2661,40 +1563,16 @@
             <w:pPr>
               <w:spacing w:after="160" w:line="278" w:lineRule="auto"/>
               <w:cnfStyle w:val="000000100000" w:firstRow="0" w:lastRow="0" w:firstColumn="0" w:lastColumn="0" w:oddVBand="0" w:evenVBand="0" w:oddHBand="1" w:evenHBand="0" w:firstRowFirstColumn="0" w:firstRowLastColumn="0" w:lastRowFirstColumn="0" w:lastRowLastColumn="0"/>
-              <w:rPr>
-                <w:b/>
-                <w:bCs/>
-                <w:i/>
-                <w:iCs/>
-              </w:rPr>
             </w:pPr>
             <w:r>
-              <w:rPr>
-                <w:b/>
-                <w:bCs/>
-                <w:i/>
-                <w:iCs/>
-              </w:rPr>
               <w:t>Material type (Steel/</w:t>
             </w:r>
             <w:proofErr w:type="spellStart"/>
             <w:r>
-              <w:rPr>
-                <w:b/>
-                <w:bCs/>
-                <w:i/>
-                <w:iCs/>
-              </w:rPr>
               <w:t>Aluminium</w:t>
             </w:r>
             <w:proofErr w:type="spellEnd"/>
             <w:r>
-              <w:rPr>
-                <w:b/>
-                <w:bCs/>
-                <w:i/>
-                <w:iCs/>
-              </w:rPr>
               <w:t>)</w:t>
             </w:r>
           </w:p>
@@ -2708,20 +1586,8 @@
             <w:pPr>
               <w:spacing w:after="160" w:line="278" w:lineRule="auto"/>
               <w:cnfStyle w:val="000000100000" w:firstRow="0" w:lastRow="0" w:firstColumn="0" w:lastColumn="0" w:oddVBand="0" w:evenVBand="0" w:oddHBand="1" w:evenHBand="0" w:firstRowFirstColumn="0" w:firstRowLastColumn="0" w:lastRowFirstColumn="0" w:lastRowLastColumn="0"/>
-              <w:rPr>
-                <w:b/>
-                <w:bCs/>
-                <w:i/>
-                <w:iCs/>
-              </w:rPr>
             </w:pPr>
             <w:r>
-              <w:rPr>
-                <w:b/>
-                <w:bCs/>
-                <w:i/>
-                <w:iCs/>
-              </w:rPr>
               <w:t>Force (N), strain (%), displacement (mm)</w:t>
             </w:r>
           </w:p>
@@ -2735,20 +1601,8 @@
             <w:pPr>
               <w:spacing w:after="160" w:line="278" w:lineRule="auto"/>
               <w:cnfStyle w:val="000000100000" w:firstRow="0" w:lastRow="0" w:firstColumn="0" w:lastColumn="0" w:oddVBand="0" w:evenVBand="0" w:oddHBand="1" w:evenHBand="0" w:firstRowFirstColumn="0" w:firstRowLastColumn="0" w:lastRowFirstColumn="0" w:lastRowLastColumn="0"/>
-              <w:rPr>
-                <w:b/>
-                <w:bCs/>
-                <w:i/>
-                <w:iCs/>
-              </w:rPr>
             </w:pPr>
             <w:r>
-              <w:rPr>
-                <w:b/>
-                <w:bCs/>
-                <w:i/>
-                <w:iCs/>
-              </w:rPr>
               <w:t>A force of 120 N indicates the amount of applied force and should not be interpreted as a score or percentage.</w:t>
             </w:r>
           </w:p>
@@ -2791,103 +1645,53 @@
         <w:rPr>
           <w:b/>
           <w:bCs/>
-          <w:i/>
-          <w:iCs/>
-          <w:sz w:val="28"/>
-          <w:szCs w:val="28"/>
-        </w:rPr>
-      </w:pPr>
-      <w:r>
-        <w:rPr>
-          <w:b/>
-          <w:bCs/>
-          <w:i/>
-          <w:iCs/>
-          <w:sz w:val="28"/>
-          <w:szCs w:val="28"/>
+          <w:sz w:val="32"/>
+          <w:szCs w:val="32"/>
+        </w:rPr>
+      </w:pPr>
+      <w:r>
+        <w:rPr>
+          <w:b/>
+          <w:bCs/>
+          <w:sz w:val="32"/>
+          <w:szCs w:val="32"/>
         </w:rPr>
         <w:t>15. References</w:t>
       </w:r>
     </w:p>
     <w:p>
-      <w:pPr>
-        <w:rPr>
-          <w:b/>
-          <w:bCs/>
-          <w:i/>
-          <w:iCs/>
-        </w:rPr>
-      </w:pPr>
-      <w:r>
-        <w:rPr>
-          <w:b/>
-          <w:bCs/>
-          <w:i/>
-          <w:iCs/>
-        </w:rPr>
+      <w:r>
         <w:t>[1] Khan Academy. Statistics and Probability. </w:t>
       </w:r>
       <w:hyperlink r:id="rId7" w:tgtFrame="_blank" w:history="1">
         <w:r>
           <w:rPr>
             <w:rStyle w:val="Hyperlink"/>
-            <w:b/>
-            <w:bCs/>
-            <w:i/>
-            <w:iCs/>
           </w:rPr>
           <w:t>https://www.khanacademy.org/math/statistics-probability</w:t>
         </w:r>
       </w:hyperlink>
       <w:r>
-        <w:rPr>
-          <w:b/>
-          <w:bCs/>
-          <w:i/>
-          <w:iCs/>
-        </w:rPr>
         <w:br/>
         <w:t>[2] Diez, D. M., Barr, C. D., &amp; Çetinkaya-Rundel, M. </w:t>
       </w:r>
       <w:proofErr w:type="spellStart"/>
       <w:r>
-        <w:rPr>
-          <w:b/>
-          <w:bCs/>
-          <w:i/>
-          <w:iCs/>
-        </w:rPr>
         <w:t>OpenIntro</w:t>
       </w:r>
       <w:proofErr w:type="spellEnd"/>
       <w:r>
-        <w:rPr>
-          <w:b/>
-          <w:bCs/>
-          <w:i/>
-          <w:iCs/>
-        </w:rPr>
         <w:t xml:space="preserve"> Statistics. </w:t>
       </w:r>
       <w:hyperlink r:id="rId8" w:tgtFrame="_blank" w:history="1">
         <w:r>
           <w:rPr>
             <w:rStyle w:val="Hyperlink"/>
-            <w:b/>
-            <w:bCs/>
-            <w:i/>
-            <w:iCs/>
           </w:rPr>
           <w:t>https://www.openintro.org/book/os/</w:t>
         </w:r>
       </w:hyperlink>
       <w:r>
-        <w:rPr>
-          <w:b/>
-          <w:bCs/>
-          <w:i/>
-          <w:iCs/>
-        </w:rPr>
         <w:br/>
         <w:t>[3] NIST/SEMATECH. e-Handbook of Statistical Methods: Exploratory Data Analysis. </w:t>
       </w:r>
@@ -2895,10 +1699,6 @@
         <w:r>
           <w:rPr>
             <w:rStyle w:val="Hyperlink"/>
-            <w:b/>
-            <w:bCs/>
-            <w:i/>
-            <w:iCs/>
           </w:rPr>
           <w:t>https://www.itl.nist.gov/div898/handbook/eda/eda.htm</w:t>
         </w:r>
@@ -3097,6 +1897,11 @@
 
 <file path=word/numbering.xml><?xml version="1.0" encoding="utf-8"?>
 <w:numbering xmlns:wpc="http://schemas.microsoft.com/office/word/2010/wordprocessingCanvas" xmlns:cx="http://schemas.microsoft.com/office/drawing/2014/chartex" xmlns:cx1="http://schemas.microsoft.com/office/drawing/2015/9/8/chartex" xmlns:cx2="http://schemas.microsoft.com/office/drawing/2015/10/21/chartex" xmlns:cx3="http://schemas.microsoft.com/office/drawing/2016/5/9/chartex" xmlns:cx4="http://schemas.microsoft.com/office/drawing/2016/5/10/chartex" xmlns:cx5="http://schemas.microsoft.com/office/drawing/2016/5/11/chartex" xmlns:cx6="http://schemas.microsoft.com/office/drawing/2016/5/12/chartex" xmlns:cx7="http://schemas.microsoft.com/office/drawing/2016/5/13/chartex" xmlns:cx8="http://schemas.microsoft.com/office/drawing/2016/5/14/chartex" xmlns:mc="http://schemas.openxmlformats.org/markup-compatibility/2006" xmlns:aink="http://schemas.microsoft.com/office/drawing/2016/ink" xmlns:am3d="http://schemas.microsoft.com/office/drawing/2017/model3d" xmlns:o="urn:schemas-microsoft-com:office:office" xmlns:oel="http://schemas.microsoft.com/office/2019/extlst" xmlns:r="http://schemas.openxmlformats.org/officeDocument/2006/relationships" xmlns:m="http://schemas.openxmlformats.org/officeDocument/2006/math" xmlns:v="urn:schemas-microsoft-com:vml" xmlns:wp14="http://schemas.microsoft.com/office/word/2010/wordprocessingDrawing" xmlns:wp="http://schemas.openxmlformats.org/drawingml/2006/wordprocessingDrawing" xmlns:w10="urn:schemas-microsoft-com:office:word" xmlns:w="http://schemas.openxmlformats.org/wordprocessingml/2006/main" xmlns:w14="http://schemas.microsoft.com/office/word/2010/wordml" xmlns:w15="http://schemas.microsoft.com/office/word/2012/wordml" xmlns:w16cex="http://schemas.microsoft.com/office/word/2018/wordml/cex" xmlns:w16cid="http://schemas.microsoft.com/office/word/2016/wordml/cid" xmlns:w16="http://schemas.microsoft.com/office/word/2018/wordml" xmlns:w16du="http://schemas.microsoft.com/office/word/2023/wordml/word16du" xmlns:w16sdtdh="http://schemas.microsoft.com/office/word/2020/wordml/sdtdatahash" xmlns:w16sdtfl="http://schemas.microsoft.com/office/word/2024/wordml/sdtformatlock" xmlns:w16se="http://schemas.microsoft.com/office/word/2015/wordml/symex" xmlns:wpg="http://schemas.microsoft.com/office/word/2010/wordprocessingGroup" xmlns:wpi="http://schemas.microsoft.com/office/word/2010/wordprocessingInk" xmlns:wne="http://schemas.microsoft.com/office/word/2006/wordml" xmlns:wps="http://schemas.microsoft.com/office/word/2010/wordprocessingShape" mc:Ignorable="w14 w15 w16se w16cid w16 w16cex w16sdtdh w16sdtfl w16du wp14">
+  <w:numPicBullet w:numPicBulletId="0">
+    <w:pict>
+      <v:rect id="_x0000_i1035" style="width:0;height:1.5pt" o:hralign="center" o:bullet="t" o:hrstd="t" o:hr="t" fillcolor="#a0a0a0" stroked="f"/>
+    </w:pict>
+  </w:numPicBullet>
   <w:abstractNum w:abstractNumId="0" w15:restartNumberingAfterBreak="0">
     <w:nsid w:val="06896D5F"/>
     <w:multiLevelType w:val="multilevel"/>
@@ -5527,7 +4332,6 @@
   <w:style w:type="character" w:default="1" w:styleId="DefaultParagraphFont">
     <w:name w:val="Default Paragraph Font"/>
     <w:uiPriority w:val="1"/>
-    <w:semiHidden/>
     <w:unhideWhenUsed/>
   </w:style>
   <w:style w:type="table" w:default="1" w:styleId="TableNormal">
